--- a/CASE/eJagriti_Filing_Package/05_Consumer_Complaint_with_Affidavit/05B_Affidavit_in_Support_for_Notarisation.docx
+++ b/CASE/eJagriti_Filing_Package/05_Consumer_Complaint_with_Affidavit/05B_Affidavit_in_Support_for_Notarisation.docx
@@ -162,7 +162,7 @@
           <w:sz w:val="24"/>
           <w:szCs w:val="24"/>
         </w:rPr>
-        <w:t xml:space="preserve">I, Vikas Gandhi, S/o Shri ____________________, aged about 53 years, resident of D-20, 1st Floor, Dayanand Nagar, Ghaziabad, Uttar Pradesh – 201001, the Complainant above-named, do hereby solemnly affirm and state on oath as under:</w:t>
+        <w:t xml:space="preserve">I, Vikas Gandhi, S/o Shri Surendra Gandhi, aged about 53 years, resident of D-20, 1st Floor, Dayanand Nagar, Ghaziabad, Uttar Pradesh – 201001, the Complainant above-named, do hereby solemnly affirm and state on oath as under:</w:t>
       </w:r>
     </w:p>
     <w:p>
